--- a/src/main/resources/templates/maqueta_constancia_bautizo.docx
+++ b/src/main/resources/templates/maqueta_constancia_bautizo.docx
@@ -9,20 +9,10 @@
           <w:rFonts w:ascii="Amasis MT Pro Light" w:hAnsi="Amasis MT Pro Light" w:cs="Cascadia Code"/>
           <w:b/>
           <w:bCs/>
-          <w:color w:val="FFFFFF" w:themeColor="background1"/>
+          <w:color w:val="EE0000"/>
           <w:lang w:val="es-MX"/>
         </w:rPr>
       </w:pPr>
-      <w:r>
-        <w:rPr>
-          <w:rFonts w:ascii="Amasis MT Pro Light" w:hAnsi="Amasis MT Pro Light" w:cs="Cascadia Code"/>
-          <w:b/>
-          <w:bCs/>
-          <w:color w:val="FFFFFF" w:themeColor="background1"/>
-          <w:lang w:val="es-MX"/>
-        </w:rPr>
-        <w:t>111111111111111111111111111111111111111111111111111111111111111111000000000000000</w:t>
-      </w:r>
     </w:p>
     <w:p>
       <w:pPr>
@@ -31,20 +21,10 @@
           <w:rFonts w:ascii="Amasis MT Pro Light" w:hAnsi="Amasis MT Pro Light" w:cs="Cascadia Code"/>
           <w:b/>
           <w:bCs/>
-          <w:color w:val="FFFFFF" w:themeColor="background1"/>
+          <w:color w:val="EE0000"/>
           <w:lang w:val="es-MX"/>
         </w:rPr>
       </w:pPr>
-      <w:r>
-        <w:rPr>
-          <w:rFonts w:ascii="Amasis MT Pro Light" w:hAnsi="Amasis MT Pro Light" w:cs="Cascadia Code"/>
-          <w:b/>
-          <w:bCs/>
-          <w:color w:val="FFFFFF" w:themeColor="background1"/>
-          <w:lang w:val="es-MX"/>
-        </w:rPr>
-        <w:t>222222222222222222222222222222222222222222222222222222222222222222999999999999999</w:t>
-      </w:r>
     </w:p>
     <w:p>
       <w:pPr>
@@ -53,20 +33,10 @@
           <w:rFonts w:ascii="Amasis MT Pro Light" w:hAnsi="Amasis MT Pro Light" w:cs="Cascadia Code"/>
           <w:b/>
           <w:bCs/>
-          <w:color w:val="FFFFFF" w:themeColor="background1"/>
+          <w:color w:val="EE0000"/>
           <w:lang w:val="es-MX"/>
         </w:rPr>
       </w:pPr>
-      <w:r>
-        <w:rPr>
-          <w:rFonts w:ascii="Amasis MT Pro Light" w:hAnsi="Amasis MT Pro Light" w:cs="Cascadia Code"/>
-          <w:b/>
-          <w:bCs/>
-          <w:color w:val="FFFFFF" w:themeColor="background1"/>
-          <w:lang w:val="es-MX"/>
-        </w:rPr>
-        <w:t>333333333333333333333333333333333333333333333333333333333333333333888888888888888</w:t>
-      </w:r>
     </w:p>
     <w:p>
       <w:pPr>
@@ -75,20 +45,10 @@
           <w:rFonts w:ascii="Amasis MT Pro Light" w:hAnsi="Amasis MT Pro Light" w:cs="Cascadia Code"/>
           <w:b/>
           <w:bCs/>
-          <w:color w:val="FFFFFF" w:themeColor="background1"/>
+          <w:color w:val="EE0000"/>
           <w:lang w:val="es-MX"/>
         </w:rPr>
       </w:pPr>
-      <w:r>
-        <w:rPr>
-          <w:rFonts w:ascii="Amasis MT Pro Light" w:hAnsi="Amasis MT Pro Light" w:cs="Cascadia Code"/>
-          <w:b/>
-          <w:bCs/>
-          <w:color w:val="FFFFFF" w:themeColor="background1"/>
-          <w:lang w:val="es-MX"/>
-        </w:rPr>
-        <w:t>444444444444444444444444444444444444444444444444444444444444444444777777777777777</w:t>
-      </w:r>
     </w:p>
     <w:p>
       <w:pPr>
@@ -97,20 +57,9 @@
           <w:rFonts w:ascii="Amasis MT Pro Light" w:hAnsi="Amasis MT Pro Light" w:cs="Cascadia Code"/>
           <w:b/>
           <w:bCs/>
-          <w:color w:val="FFFFFF" w:themeColor="background1"/>
           <w:lang w:val="es-MX"/>
         </w:rPr>
       </w:pPr>
-      <w:r>
-        <w:rPr>
-          <w:rFonts w:ascii="Amasis MT Pro Light" w:hAnsi="Amasis MT Pro Light" w:cs="Cascadia Code"/>
-          <w:b/>
-          <w:bCs/>
-          <w:color w:val="FFFFFF" w:themeColor="background1"/>
-          <w:lang w:val="es-MX"/>
-        </w:rPr>
-        <w:t>555555555555555555555555555555555555555555555555555555555555555555666666666666666</w:t>
-      </w:r>
     </w:p>
     <w:p>
       <w:pPr>
@@ -119,20 +68,9 @@
           <w:rFonts w:ascii="Amasis MT Pro Light" w:hAnsi="Amasis MT Pro Light" w:cs="Cascadia Code"/>
           <w:b/>
           <w:bCs/>
-          <w:color w:val="FFFFFF" w:themeColor="background1"/>
           <w:lang w:val="es-MX"/>
         </w:rPr>
       </w:pPr>
-      <w:r>
-        <w:rPr>
-          <w:rFonts w:ascii="Amasis MT Pro Light" w:hAnsi="Amasis MT Pro Light" w:cs="Cascadia Code"/>
-          <w:b/>
-          <w:bCs/>
-          <w:color w:val="FFFFFF" w:themeColor="background1"/>
-          <w:lang w:val="es-MX"/>
-        </w:rPr>
-        <w:t>666666666666666666666666666666666666666666666666666666666666666666555555555555555</w:t>
-      </w:r>
     </w:p>
     <w:tbl>
       <w:tblPr>
@@ -158,12 +96,16 @@
               <w:jc w:val="center"/>
               <w:rPr>
                 <w:rFonts w:ascii="Amasis MT Pro Light" w:hAnsi="Amasis MT Pro Light" w:cs="Cascadia Code"/>
+                <w:b/>
+                <w:bCs/>
                 <w:lang w:val="es-MX"/>
               </w:rPr>
             </w:pPr>
             <w:r>
               <w:rPr>
                 <w:rFonts w:ascii="Amasis MT Pro Light" w:hAnsi="Amasis MT Pro Light" w:cs="Cascadia Code"/>
+                <w:b/>
+                <w:bCs/>
                 <w:lang w:val="es-MX"/>
               </w:rPr>
               <w:t>{{LIBRO}}</w:t>
@@ -196,12 +138,16 @@
               <w:jc w:val="center"/>
               <w:rPr>
                 <w:rFonts w:ascii="Amasis MT Pro Light" w:hAnsi="Amasis MT Pro Light" w:cs="Cascadia Code"/>
+                <w:b/>
+                <w:bCs/>
                 <w:lang w:val="es-MX"/>
               </w:rPr>
             </w:pPr>
             <w:r>
               <w:rPr>
                 <w:rFonts w:ascii="Amasis MT Pro Light" w:hAnsi="Amasis MT Pro Light" w:cs="Cascadia Code"/>
+                <w:b/>
+                <w:bCs/>
                 <w:lang w:val="es-MX"/>
               </w:rPr>
               <w:t>{{FOL}}</w:t>
@@ -234,12 +180,16 @@
               <w:jc w:val="center"/>
               <w:rPr>
                 <w:rFonts w:ascii="Amasis MT Pro Light" w:hAnsi="Amasis MT Pro Light" w:cs="Cascadia Code"/>
+                <w:b/>
+                <w:bCs/>
                 <w:lang w:val="es-MX"/>
               </w:rPr>
             </w:pPr>
             <w:r>
               <w:rPr>
                 <w:rFonts w:ascii="Amasis MT Pro Light" w:hAnsi="Amasis MT Pro Light" w:cs="Cascadia Code"/>
+                <w:b/>
+                <w:bCs/>
                 <w:lang w:val="es-MX"/>
               </w:rPr>
               <w:t>{{REG}}</w:t>
@@ -265,16 +215,7 @@
           <w:bCs/>
           <w:lang w:val="es-MX"/>
         </w:rPr>
-        <w:t xml:space="preserve">                                             </w:t>
-      </w:r>
-      <w:r>
-        <w:rPr>
-          <w:rFonts w:ascii="Amasis MT Pro Light" w:hAnsi="Amasis MT Pro Light" w:cs="Cascadia Code"/>
-          <w:b/>
-          <w:bCs/>
-          <w:lang w:val="es-MX"/>
-        </w:rPr>
-        <w:t>SAN JUAN MASIAS - SAN LUIS</w:t>
+        <w:t xml:space="preserve">                                             SAN JUAN MASIAS - SAN LUIS</w:t>
       </w:r>
     </w:p>
     <w:p>
@@ -284,7 +225,6 @@
           <w:rFonts w:ascii="Amasis MT Pro Light" w:hAnsi="Amasis MT Pro Light" w:cs="Cascadia Code"/>
           <w:b/>
           <w:bCs/>
-          <w:color w:val="FFFFFF" w:themeColor="background1"/>
           <w:lang w:val="es-MX"/>
         </w:rPr>
       </w:pPr>
@@ -312,11 +252,15 @@
             <w:pPr>
               <w:rPr>
                 <w:rFonts w:ascii="Amasis MT Pro Light" w:hAnsi="Amasis MT Pro Light"/>
+                <w:b/>
+                <w:bCs/>
               </w:rPr>
             </w:pPr>
             <w:r>
               <w:rPr>
                 <w:rFonts w:ascii="Amasis MT Pro Light" w:hAnsi="Amasis MT Pro Light"/>
+                <w:b/>
+                <w:bCs/>
               </w:rPr>
               <w:t>{{APELLIDOS}}</w:t>
             </w:r>
@@ -331,20 +275,9 @@
           <w:rFonts w:ascii="Amasis MT Pro Light" w:hAnsi="Amasis MT Pro Light" w:cs="Cascadia Code"/>
           <w:b/>
           <w:bCs/>
-          <w:color w:val="EE0000"/>
           <w:lang w:val="es-MX"/>
         </w:rPr>
       </w:pPr>
-      <w:r>
-        <w:rPr>
-          <w:rFonts w:ascii="Amasis MT Pro Light" w:hAnsi="Amasis MT Pro Light" w:cs="Cascadia Code"/>
-          <w:b/>
-          <w:bCs/>
-          <w:color w:val="FFFFFF" w:themeColor="background1"/>
-          <w:lang w:val="es-MX"/>
-        </w:rPr>
-        <w:t>9</w:t>
-      </w:r>
     </w:p>
     <w:tbl>
       <w:tblPr>
@@ -369,11 +302,15 @@
             <w:pPr>
               <w:rPr>
                 <w:rFonts w:ascii="Amasis MT Pro Light" w:hAnsi="Amasis MT Pro Light"/>
+                <w:b/>
+                <w:bCs/>
               </w:rPr>
             </w:pPr>
             <w:r>
               <w:rPr>
                 <w:rFonts w:ascii="Amasis MT Pro Light" w:hAnsi="Amasis MT Pro Light"/>
+                <w:b/>
+                <w:bCs/>
               </w:rPr>
               <w:t>{{NOMBRES}}</w:t>
             </w:r>
@@ -388,7 +325,6 @@
           <w:rFonts w:ascii="Amasis MT Pro Light" w:hAnsi="Amasis MT Pro Light" w:cs="Cascadia Code"/>
           <w:b/>
           <w:bCs/>
-          <w:color w:val="EE0000"/>
           <w:lang w:val="es-MX"/>
         </w:rPr>
       </w:pPr>
@@ -416,11 +352,15 @@
             <w:pPr>
               <w:rPr>
                 <w:rFonts w:ascii="Amasis MT Pro Light" w:hAnsi="Amasis MT Pro Light"/>
+                <w:b/>
+                <w:bCs/>
               </w:rPr>
             </w:pPr>
             <w:r>
               <w:rPr>
                 <w:rFonts w:ascii="Amasis MT Pro Light" w:hAnsi="Amasis MT Pro Light"/>
+                <w:b/>
+                <w:bCs/>
               </w:rPr>
               <w:t>{{PADRE}}</w:t>
             </w:r>
@@ -473,11 +413,15 @@
             <w:pPr>
               <w:rPr>
                 <w:rFonts w:ascii="Amasis MT Pro Light" w:hAnsi="Amasis MT Pro Light"/>
+                <w:b/>
+                <w:bCs/>
               </w:rPr>
             </w:pPr>
             <w:r>
               <w:rPr>
                 <w:rFonts w:ascii="Amasis MT Pro Light" w:hAnsi="Amasis MT Pro Light"/>
+                <w:b/>
+                <w:bCs/>
               </w:rPr>
               <w:t>{{MADRE}}</w:t>
             </w:r>
@@ -519,25 +463,17 @@
             <w:pPr>
               <w:rPr>
                 <w:rFonts w:ascii="Amasis MT Pro Light" w:hAnsi="Amasis MT Pro Light"/>
+                <w:b/>
+                <w:bCs/>
               </w:rPr>
             </w:pPr>
             <w:r>
               <w:rPr>
                 <w:rFonts w:ascii="Amasis MT Pro Light" w:hAnsi="Amasis MT Pro Light"/>
-              </w:rPr>
-              <w:t>{{LUGAR_N}}, {{DIA_N}} DE {{MES_N}}</w:t>
-            </w:r>
-            <w:r>
-              <w:rPr>
-                <w:rFonts w:ascii="Amasis MT Pro Light" w:hAnsi="Amasis MT Pro Light"/>
-              </w:rPr>
-              <w:t xml:space="preserve"> DE </w:t>
-            </w:r>
-            <w:r>
-              <w:rPr>
-                <w:rFonts w:ascii="Amasis MT Pro Light" w:hAnsi="Amasis MT Pro Light"/>
-              </w:rPr>
-              <w:t>{{ANIO_N}}</w:t>
+                <w:b/>
+                <w:bCs/>
+              </w:rPr>
+              <w:t>{{LUGAR_N}}, {{DIA_N}} DE {{MES_N}} DE {{ANIO_N}}</w:t>
             </w:r>
           </w:p>
         </w:tc>
@@ -577,37 +513,17 @@
             <w:pPr>
               <w:rPr>
                 <w:rFonts w:ascii="Amasis MT Pro Light" w:hAnsi="Amasis MT Pro Light"/>
+                <w:b/>
+                <w:bCs/>
               </w:rPr>
             </w:pPr>
             <w:r>
               <w:rPr>
                 <w:rFonts w:ascii="Amasis MT Pro Light" w:hAnsi="Amasis MT Pro Light"/>
-              </w:rPr>
-              <w:t>{{DIA_B}}</w:t>
-            </w:r>
-            <w:r>
-              <w:rPr>
-                <w:rFonts w:ascii="Amasis MT Pro Light" w:hAnsi="Amasis MT Pro Light"/>
-              </w:rPr>
-              <w:t xml:space="preserve"> DE </w:t>
-            </w:r>
-            <w:r>
-              <w:rPr>
-                <w:rFonts w:ascii="Amasis MT Pro Light" w:hAnsi="Amasis MT Pro Light"/>
-              </w:rPr>
-              <w:t>{{MES_B}}</w:t>
-            </w:r>
-            <w:r>
-              <w:rPr>
-                <w:rFonts w:ascii="Amasis MT Pro Light" w:hAnsi="Amasis MT Pro Light"/>
-              </w:rPr>
-              <w:t xml:space="preserve"> DE </w:t>
-            </w:r>
-            <w:r>
-              <w:rPr>
-                <w:rFonts w:ascii="Amasis MT Pro Light" w:hAnsi="Amasis MT Pro Light"/>
-              </w:rPr>
-              <w:t>{{ANIO_B}}</w:t>
+                <w:b/>
+                <w:bCs/>
+              </w:rPr>
+              <w:t>{{DIA_B}} DE {{MES_B}} DE {{ANIO_B}}</w:t>
             </w:r>
           </w:p>
         </w:tc>
@@ -658,41 +574,22 @@
             <w:pPr>
               <w:rPr>
                 <w:rFonts w:ascii="Amasis MT Pro Light" w:hAnsi="Amasis MT Pro Light"/>
+                <w:b/>
+                <w:bCs/>
               </w:rPr>
             </w:pPr>
             <w:r>
               <w:rPr>
                 <w:rFonts w:ascii="Amasis MT Pro Light" w:hAnsi="Amasis MT Pro Light"/>
-              </w:rPr>
-              <w:t>{{PADRINO}}</w:t>
-            </w:r>
-            <w:r>
-              <w:rPr>
-                <w:rFonts w:ascii="Amasis MT Pro Light" w:hAnsi="Amasis MT Pro Light"/>
-              </w:rPr>
-              <w:t xml:space="preserve"> Y </w:t>
-            </w:r>
-            <w:r>
-              <w:rPr>
-                <w:rFonts w:ascii="Amasis MT Pro Light" w:hAnsi="Amasis MT Pro Light"/>
-              </w:rPr>
-              <w:t>{{MADRINA}}</w:t>
+                <w:b/>
+                <w:bCs/>
+              </w:rPr>
+              <w:t>{{PADRINO}} Y {{MADRINA}}</w:t>
             </w:r>
           </w:p>
         </w:tc>
       </w:tr>
     </w:tbl>
-    <w:p>
-      <w:pPr>
-        <w:spacing w:after="0" w:line="276" w:lineRule="auto"/>
-        <w:rPr>
-          <w:rFonts w:ascii="Amasis MT Pro Light" w:hAnsi="Amasis MT Pro Light" w:cs="Cascadia Code"/>
-          <w:b/>
-          <w:bCs/>
-          <w:lang w:val="es-MX"/>
-        </w:rPr>
-      </w:pPr>
-    </w:p>
     <w:p>
       <w:pPr>
         <w:spacing w:after="0" w:line="276" w:lineRule="auto"/>
@@ -712,25 +609,29 @@
         <w:tblLook w:val="04A0" w:firstRow="1" w:lastRow="0" w:firstColumn="1" w:lastColumn="0" w:noHBand="0" w:noVBand="1"/>
       </w:tblPr>
       <w:tblGrid>
-        <w:gridCol w:w="9689"/>
+        <w:gridCol w:w="7284"/>
       </w:tblGrid>
       <w:tr>
         <w:trPr>
-          <w:trHeight w:val="1542"/>
+          <w:trHeight w:val="1191"/>
         </w:trPr>
         <w:tc>
           <w:tcPr>
-            <w:tcW w:w="9689" w:type="dxa"/>
+            <w:tcW w:w="7284" w:type="dxa"/>
           </w:tcPr>
           <w:p>
             <w:pPr>
               <w:rPr>
                 <w:rFonts w:ascii="Amasis MT Pro Light" w:hAnsi="Amasis MT Pro Light"/>
+                <w:b/>
+                <w:bCs/>
               </w:rPr>
             </w:pPr>
             <w:r>
               <w:rPr>
                 <w:rFonts w:ascii="Amasis MT Pro Light" w:hAnsi="Amasis MT Pro Light"/>
+                <w:b/>
+                <w:bCs/>
               </w:rPr>
               <w:t>{{ANOTACIONES}}</w:t>
             </w:r>
@@ -748,11 +649,40 @@
           <w:lang w:val="es-MX"/>
         </w:rPr>
       </w:pPr>
+      <w:r>
+        <w:rPr>
+          <w:rFonts w:ascii="Amasis MT Pro Light" w:hAnsi="Amasis MT Pro Light" w:cs="Cascadia Code"/>
+          <w:b/>
+          <w:bCs/>
+          <w:lang w:val="es-MX"/>
+        </w:rPr>
+        <w:t xml:space="preserve">                                                                                       </w:t>
+      </w:r>
+    </w:p>
+    <w:p>
+      <w:pPr>
+        <w:spacing w:after="0" w:line="276" w:lineRule="auto"/>
+        <w:rPr>
+          <w:rFonts w:ascii="Amasis MT Pro Light" w:hAnsi="Amasis MT Pro Light" w:cs="Cascadia Code"/>
+          <w:b/>
+          <w:bCs/>
+          <w:lang w:val="es-MX"/>
+        </w:rPr>
+      </w:pPr>
+      <w:r>
+        <w:rPr>
+          <w:rFonts w:ascii="Amasis MT Pro Light" w:hAnsi="Amasis MT Pro Light" w:cs="Cascadia Code"/>
+          <w:b/>
+          <w:bCs/>
+          <w:lang w:val="es-MX"/>
+        </w:rPr>
+        <w:t xml:space="preserve">                                                                                     </w:t>
+      </w:r>
     </w:p>
     <w:tbl>
       <w:tblPr>
         <w:tblStyle w:val="Tablaconcuadrcula"/>
-        <w:tblpPr w:leftFromText="141" w:rightFromText="141" w:vertAnchor="text" w:horzAnchor="margin" w:tblpX="5090" w:tblpY="63"/>
+        <w:tblpPr w:leftFromText="141" w:rightFromText="141" w:vertAnchor="text" w:horzAnchor="page" w:tblpX="6252" w:tblpY="1556"/>
         <w:tblW w:w="0" w:type="auto"/>
         <w:tblLook w:val="04A0" w:firstRow="1" w:lastRow="0" w:firstColumn="1" w:lastColumn="0" w:noHBand="0" w:noVBand="1"/>
       </w:tblPr>
@@ -773,12 +703,16 @@
               <w:jc w:val="center"/>
               <w:rPr>
                 <w:rFonts w:ascii="Amasis MT Pro Light" w:hAnsi="Amasis MT Pro Light" w:cs="Cascadia Code"/>
+                <w:b/>
+                <w:bCs/>
                 <w:lang w:val="es-MX"/>
               </w:rPr>
             </w:pPr>
             <w:r>
               <w:rPr>
                 <w:rFonts w:ascii="Amasis MT Pro Light" w:hAnsi="Amasis MT Pro Light" w:cs="Cascadia Code"/>
+                <w:b/>
+                <w:bCs/>
                 <w:lang w:val="es-MX"/>
               </w:rPr>
               <w:t>{{D}}</w:t>
@@ -790,7 +724,7 @@
     <w:tbl>
       <w:tblPr>
         <w:tblStyle w:val="Tablaconcuadrcula"/>
-        <w:tblpPr w:leftFromText="141" w:rightFromText="141" w:vertAnchor="text" w:horzAnchor="page" w:tblpX="7266" w:tblpY="51"/>
+        <w:tblpPr w:leftFromText="141" w:rightFromText="141" w:vertAnchor="text" w:horzAnchor="page" w:tblpX="7289" w:tblpY="1544"/>
         <w:tblW w:w="0" w:type="auto"/>
         <w:tblLook w:val="04A0" w:firstRow="1" w:lastRow="0" w:firstColumn="1" w:lastColumn="0" w:noHBand="0" w:noVBand="1"/>
       </w:tblPr>
@@ -811,11 +745,15 @@
               <w:jc w:val="center"/>
               <w:rPr>
                 <w:rFonts w:ascii="Amasis MT Pro Light" w:hAnsi="Amasis MT Pro Light" w:cs="Cascadia Code"/>
+                <w:b/>
+                <w:bCs/>
               </w:rPr>
             </w:pPr>
             <w:r>
               <w:rPr>
                 <w:rFonts w:ascii="Amasis MT Pro Light" w:hAnsi="Amasis MT Pro Light" w:cs="Cascadia Code"/>
+                <w:b/>
+                <w:bCs/>
               </w:rPr>
               <w:t>{{MES}}</w:t>
             </w:r>
@@ -826,8 +764,9 @@
     <w:tbl>
       <w:tblPr>
         <w:tblStyle w:val="Tablaconcuadrcula"/>
-        <w:tblpPr w:leftFromText="141" w:rightFromText="141" w:vertAnchor="text" w:horzAnchor="margin" w:tblpXSpec="right" w:tblpY="75"/>
+        <w:tblpPr w:leftFromText="141" w:rightFromText="141" w:vertAnchor="text" w:horzAnchor="margin" w:tblpXSpec="right" w:tblpY="1534"/>
         <w:tblW w:w="0" w:type="auto"/>
+        <w:tblLayout w:type="fixed"/>
         <w:tblLook w:val="04A0" w:firstRow="1" w:lastRow="0" w:firstColumn="1" w:lastColumn="0" w:noHBand="0" w:noVBand="1"/>
       </w:tblPr>
       <w:tblGrid>
@@ -848,11 +787,15 @@
               <w:jc w:val="center"/>
               <w:rPr>
                 <w:rFonts w:ascii="Amasis MT Pro Light" w:hAnsi="Amasis MT Pro Light" w:cs="Cascadia Code"/>
+                <w:b/>
+                <w:bCs/>
               </w:rPr>
             </w:pPr>
             <w:r>
               <w:rPr>
                 <w:rFonts w:ascii="Amasis MT Pro Light" w:hAnsi="Amasis MT Pro Light" w:cs="Cascadia Code"/>
+                <w:b/>
+                <w:bCs/>
               </w:rPr>
               <w:t>{{A}}</w:t>
             </w:r>
@@ -867,26 +810,7 @@
           <w:rFonts w:ascii="Amasis MT Pro Light" w:hAnsi="Amasis MT Pro Light" w:cs="Cascadia Code"/>
           <w:b/>
           <w:bCs/>
-          <w:lang w:val="es-MX"/>
-        </w:rPr>
-      </w:pPr>
-      <w:r>
-        <w:rPr>
-          <w:rFonts w:ascii="Amasis MT Pro Light" w:hAnsi="Amasis MT Pro Light" w:cs="Cascadia Code"/>
-          <w:b/>
-          <w:bCs/>
-          <w:lang w:val="es-MX"/>
-        </w:rPr>
-        <w:t xml:space="preserve">                                                                                                 </w:t>
-      </w:r>
-    </w:p>
-    <w:p>
-      <w:pPr>
-        <w:spacing w:after="0" w:line="276" w:lineRule="auto"/>
-        <w:rPr>
-          <w:rFonts w:ascii="Amasis MT Pro Light" w:hAnsi="Amasis MT Pro Light" w:cs="Cascadia Code"/>
-          <w:b/>
-          <w:bCs/>
+          <w:color w:val="EE0000"/>
           <w:lang w:val="es-MX"/>
         </w:rPr>
       </w:pPr>
@@ -1504,6 +1428,7 @@
   <w:style w:type="character" w:default="1" w:styleId="Fuentedeprrafopredeter">
     <w:name w:val="Default Paragraph Font"/>
     <w:uiPriority w:val="1"/>
+    <w:semiHidden/>
     <w:unhideWhenUsed/>
   </w:style>
   <w:style w:type="table" w:default="1" w:styleId="Tablanormal">
